--- a/klagomål/A 36485-2025 FSC-klagomål.docx
+++ b/klagomål/A 36485-2025 FSC-klagomål.docx
@@ -1250,7 +1250,7 @@
     <w:r>
       <w:tab/>
       <w:tab/>
-      <w:t>2025-08-06</w:t>
+      <w:t>2025-08-09</w:t>
       <w:br/>
       <w:br/>
     </w:r>

--- a/klagomål/A 36485-2025 FSC-klagomål.docx
+++ b/klagomål/A 36485-2025 FSC-klagomål.docx
@@ -168,7 +168,7 @@
     </w:p>
     <w:p>
       <w:r>
-        <w:t>Detta dokument behandlar höga naturvärden i avverkningsanmälan A 36485-2025 i Gällivare kommun. Denna avverkningsanmälan inkom 2025-07-31 och omfattar 15,2 ha.</w:t>
+        <w:t>Detta dokument behandlar höga naturvärden i avverkningsanmälan A 36485-2025 i Gällivare kommun. Denna avverkningsanmälan inkom 2025-07-31 12:16:01 och omfattar 15,2 ha.</w:t>
       </w:r>
     </w:p>
     <w:p>

--- a/klagomål/A 36485-2025 FSC-klagomål.docx
+++ b/klagomål/A 36485-2025 FSC-klagomål.docx
@@ -1250,7 +1250,7 @@
     <w:r>
       <w:tab/>
       <w:tab/>
-      <w:t>2025-08-09</w:t>
+      <w:t>2025-08-10</w:t>
       <w:br/>
       <w:br/>
     </w:r>

--- a/klagomål/A 36485-2025 FSC-klagomål.docx
+++ b/klagomål/A 36485-2025 FSC-klagomål.docx
@@ -1250,7 +1250,7 @@
     <w:r>
       <w:tab/>
       <w:tab/>
-      <w:t>2025-08-10</w:t>
+      <w:t>2025-08-11</w:t>
       <w:br/>
       <w:br/>
     </w:r>

--- a/klagomål/A 36485-2025 FSC-klagomål.docx
+++ b/klagomål/A 36485-2025 FSC-klagomål.docx
@@ -1250,7 +1250,7 @@
     <w:r>
       <w:tab/>
       <w:tab/>
-      <w:t>2025-08-11</w:t>
+      <w:t>2025-08-12</w:t>
       <w:br/>
       <w:br/>
     </w:r>

--- a/klagomål/A 36485-2025 FSC-klagomål.docx
+++ b/klagomål/A 36485-2025 FSC-klagomål.docx
@@ -191,7 +191,7 @@
     </w:p>
     <w:p>
       <w:r>
-        <w:t>I avverkningsanmälan har följande 10 naturvårdsarter hittats: knärot (VU, §8), garnlav (NT), granticka (NT), järpe (NT, §4), lunglav (NT), ullticka (NT), luddlav (S), plattlummer (S, §9), sotlav (S) och stuplav (S). Av dessa är 6 rödlistade. För rödlistade arter har rödlistekategorin angivits inom parentes. Arter som är signalarter enligt Skogsstyrelsen har markerats med (S). För fridlysta arter anges även paragrafen i Artskyddsförordningen som arten är fridlyst enligt.</w:t>
+        <w:t>I avverkningsanmälan har följande 12 naturvårdsarter hittats: knärot (VU, §8), garnlav (NT), granticka (NT), harticka (NT), järpe (NT, §4), lunglav (NT), rosenticka (NT), ullticka (NT), luddlav (S), plattlummer (S, §9), sotlav (S) och stuplav (S). Av dessa är 8 rödlistade. För rödlistade arter har rödlistekategorin angivits inom parentes. Arter som är signalarter enligt Skogsstyrelsen har markerats med (S). För fridlysta arter anges även paragrafen i Artskyddsförordningen som arten är fridlyst enligt.</w:t>
       </w:r>
     </w:p>
     <w:p>
@@ -273,6 +273,17 @@
         <w:rPr>
           <w:b/>
         </w:rPr>
+        <w:t>Harticka (NT)</w:t>
+      </w:r>
+      <w:r>
+        <w:t xml:space="preserve"> är normalt en mycket bra signalart för granskogar med höga naturvärden. Även när svampen påträffas i mer påverkade skogar är det nästan alltid fråga om skogsmiljöer i sena successionsstadier med höga naturvärden. Skogsskötselåtgärder på eller i omedelbar närhet av växtplatserna kan innebära ett hot mot arten (SLU Artdatabanken, 2024; Nitare &amp; Skogsstyrelsen, 2019).</w:t>
+      </w:r>
+    </w:p>
+    <w:p>
+      <w:r>
+        <w:rPr>
+          <w:b/>
+        </w:rPr>
         <w:t>Lunglav (NT)</w:t>
       </w:r>
       <w:r>
@@ -295,6 +306,17 @@
       </w:r>
       <w:r>
         <w:t xml:space="preserve"> (NA) (SLU Artdatabanken, 2025; SLU Artdatabanken, 2024; Nitare &amp; Skogsstyrelsen, 2019).</w:t>
+      </w:r>
+    </w:p>
+    <w:p>
+      <w:r>
+        <w:rPr>
+          <w:b/>
+        </w:rPr>
+        <w:t>Rosenticka (NT)</w:t>
+      </w:r>
+      <w:r>
+        <w:t>, rödlistad som nära hotad, ingår i en karaktäristisk association av vedsvampar som växer på gamla, grova granlågor i urskogsartade barrskogar. Den är placerad i toppen av Skogsstyrelsens värdepyramid för bedömning av skog med höga naturvärden och indikerar ett granskogsekosystem med långvarig kontinuitet av grova lågor. Artens beroende av grova granlågor innebär att alla skogsskötselåtgärder på eller i omedelbar närhet av lokalerna utgör ett hot på lång sikt. Det är angeläget att populationerna inte ytterligare glesas ut och ett tillräckligt antal områden där arten nu finns måste sparas för framtiden (Nitare &amp; Skogsstyrelsen, 2019; SLU Artdatabanken, 2024).</w:t>
       </w:r>
     </w:p>
     <w:p>
@@ -574,7 +596,7 @@
         <w:rPr>
           <w:i/>
         </w:rPr>
-        <w:t>I det avverkningsanmälda skogsområdet har 10 naturvårdsarter varav 6 rödlistade arter sina livsmiljöer och växtplatser.</w:t>
+        <w:t>I det avverkningsanmälda skogsområdet har 12 naturvårdsarter varav 8 rödlistade arter sina livsmiljöer och växtplatser.</w:t>
       </w:r>
     </w:p>
     <w:p>
@@ -1250,7 +1272,7 @@
     <w:r>
       <w:tab/>
       <w:tab/>
-      <w:t>2025-08-12</w:t>
+      <w:t>2025-08-13</w:t>
       <w:br/>
       <w:br/>
     </w:r>

--- a/klagomål/A 36485-2025 FSC-klagomål.docx
+++ b/klagomål/A 36485-2025 FSC-klagomål.docx
@@ -1272,7 +1272,7 @@
     <w:r>
       <w:tab/>
       <w:tab/>
-      <w:t>2025-08-13</w:t>
+      <w:t>2025-08-14</w:t>
       <w:br/>
       <w:br/>
     </w:r>

--- a/klagomål/A 36485-2025 FSC-klagomål.docx
+++ b/klagomål/A 36485-2025 FSC-klagomål.docx
@@ -1272,7 +1272,7 @@
     <w:r>
       <w:tab/>
       <w:tab/>
-      <w:t>2025-08-14</w:t>
+      <w:t>2025-08-15</w:t>
       <w:br/>
       <w:br/>
     </w:r>

--- a/klagomål/A 36485-2025 FSC-klagomål.docx
+++ b/klagomål/A 36485-2025 FSC-klagomål.docx
@@ -1272,7 +1272,7 @@
     <w:r>
       <w:tab/>
       <w:tab/>
-      <w:t>2025-08-15</w:t>
+      <w:t>2025-08-16</w:t>
       <w:br/>
       <w:br/>
     </w:r>

--- a/klagomål/A 36485-2025 FSC-klagomål.docx
+++ b/klagomål/A 36485-2025 FSC-klagomål.docx
@@ -1272,7 +1272,7 @@
     <w:r>
       <w:tab/>
       <w:tab/>
-      <w:t>2025-08-16</w:t>
+      <w:t>2025-08-17</w:t>
       <w:br/>
       <w:br/>
     </w:r>

--- a/klagomål/A 36485-2025 FSC-klagomål.docx
+++ b/klagomål/A 36485-2025 FSC-klagomål.docx
@@ -1272,7 +1272,7 @@
     <w:r>
       <w:tab/>
       <w:tab/>
-      <w:t>2025-08-17</w:t>
+      <w:t>2025-08-18</w:t>
       <w:br/>
       <w:br/>
     </w:r>

--- a/klagomål/A 36485-2025 FSC-klagomål.docx
+++ b/klagomål/A 36485-2025 FSC-klagomål.docx
@@ -1272,7 +1272,7 @@
     <w:r>
       <w:tab/>
       <w:tab/>
-      <w:t>2025-08-18</w:t>
+      <w:t>2025-08-19</w:t>
       <w:br/>
       <w:br/>
     </w:r>

--- a/klagomål/A 36485-2025 FSC-klagomål.docx
+++ b/klagomål/A 36485-2025 FSC-klagomål.docx
@@ -1272,7 +1272,7 @@
     <w:r>
       <w:tab/>
       <w:tab/>
-      <w:t>2025-08-19</w:t>
+      <w:t>2025-08-20</w:t>
       <w:br/>
       <w:br/>
     </w:r>

--- a/klagomål/A 36485-2025 FSC-klagomål.docx
+++ b/klagomål/A 36485-2025 FSC-klagomål.docx
@@ -1272,7 +1272,7 @@
     <w:r>
       <w:tab/>
       <w:tab/>
-      <w:t>2025-08-20</w:t>
+      <w:t>2025-08-21</w:t>
       <w:br/>
       <w:br/>
     </w:r>

--- a/klagomål/A 36485-2025 FSC-klagomål.docx
+++ b/klagomål/A 36485-2025 FSC-klagomål.docx
@@ -1272,7 +1272,7 @@
     <w:r>
       <w:tab/>
       <w:tab/>
-      <w:t>2025-08-21</w:t>
+      <w:t>2025-08-22</w:t>
       <w:br/>
       <w:br/>
     </w:r>

--- a/klagomål/A 36485-2025 FSC-klagomål.docx
+++ b/klagomål/A 36485-2025 FSC-klagomål.docx
@@ -430,7 +430,7 @@
     </w:p>
     <w:p>
       <w:r>
-        <w:t>I det avverkningsanmälda området finns 1 fyndplatser för knärot registrerade på Artportalen. Figur 2 visar gränserna för buffertzoner på 50 m, som behöver lämnas kring fyndplatserna för att knärotslokalerna inte ska försvinna vid en avverkning. Av det avverkningsanmälda området överlappar 0.79 ha med buffertzonerna och får av detta skäl inte avverkas.</w:t>
+        <w:t>I det avverkningsanmälda området finns 2 fyndplatser för knärot registrerade på Artportalen. Figur 2 visar gränserna för buffertzoner på 50 m, som behöver lämnas kring fyndplatserna för att knärotslokalerna inte ska försvinna vid en avverkning. Av det avverkningsanmälda området överlappar 0.89 ha med buffertzonerna och får av detta skäl inte avverkas.</w:t>
       </w:r>
     </w:p>
     <w:p>
@@ -1272,7 +1272,7 @@
     <w:r>
       <w:tab/>
       <w:tab/>
-      <w:t>2025-08-22</w:t>
+      <w:t>2025-08-23</w:t>
       <w:br/>
       <w:br/>
     </w:r>

--- a/klagomål/A 36485-2025 FSC-klagomål.docx
+++ b/klagomål/A 36485-2025 FSC-klagomål.docx
@@ -1272,7 +1272,7 @@
     <w:r>
       <w:tab/>
       <w:tab/>
-      <w:t>2025-08-23</w:t>
+      <w:t>2025-08-24</w:t>
       <w:br/>
       <w:br/>
     </w:r>

--- a/klagomål/A 36485-2025 FSC-klagomål.docx
+++ b/klagomål/A 36485-2025 FSC-klagomål.docx
@@ -1272,7 +1272,7 @@
     <w:r>
       <w:tab/>
       <w:tab/>
-      <w:t>2025-08-24</w:t>
+      <w:t>2025-08-25</w:t>
       <w:br/>
       <w:br/>
     </w:r>

--- a/klagomål/A 36485-2025 FSC-klagomål.docx
+++ b/klagomål/A 36485-2025 FSC-klagomål.docx
@@ -1272,7 +1272,7 @@
     <w:r>
       <w:tab/>
       <w:tab/>
-      <w:t>2025-08-25</w:t>
+      <w:t>2025-08-26</w:t>
       <w:br/>
       <w:br/>
     </w:r>

--- a/klagomål/A 36485-2025 FSC-klagomål.docx
+++ b/klagomål/A 36485-2025 FSC-klagomål.docx
@@ -1272,7 +1272,7 @@
     <w:r>
       <w:tab/>
       <w:tab/>
-      <w:t>2025-08-26</w:t>
+      <w:t>2025-08-30</w:t>
       <w:br/>
       <w:br/>
     </w:r>

--- a/klagomål/A 36485-2025 FSC-klagomål.docx
+++ b/klagomål/A 36485-2025 FSC-klagomål.docx
@@ -1272,7 +1272,7 @@
     <w:r>
       <w:tab/>
       <w:tab/>
-      <w:t>2025-08-30</w:t>
+      <w:t>2025-08-31</w:t>
       <w:br/>
       <w:br/>
     </w:r>

--- a/klagomål/A 36485-2025 FSC-klagomål.docx
+++ b/klagomål/A 36485-2025 FSC-klagomål.docx
@@ -1272,7 +1272,7 @@
     <w:r>
       <w:tab/>
       <w:tab/>
-      <w:t>2025-08-31</w:t>
+      <w:t>2025-09-01</w:t>
       <w:br/>
       <w:br/>
     </w:r>

--- a/klagomål/A 36485-2025 FSC-klagomål.docx
+++ b/klagomål/A 36485-2025 FSC-klagomål.docx
@@ -1272,7 +1272,7 @@
     <w:r>
       <w:tab/>
       <w:tab/>
-      <w:t>2025-09-01</w:t>
+      <w:t>2025-09-04</w:t>
       <w:br/>
       <w:br/>
     </w:r>

--- a/klagomål/A 36485-2025 FSC-klagomål.docx
+++ b/klagomål/A 36485-2025 FSC-klagomål.docx
@@ -1272,7 +1272,7 @@
     <w:r>
       <w:tab/>
       <w:tab/>
-      <w:t>2025-09-04</w:t>
+      <w:t>2025-09-05</w:t>
       <w:br/>
       <w:br/>
     </w:r>

--- a/klagomål/A 36485-2025 FSC-klagomål.docx
+++ b/klagomål/A 36485-2025 FSC-klagomål.docx
@@ -1272,7 +1272,7 @@
     <w:r>
       <w:tab/>
       <w:tab/>
-      <w:t>2025-09-05</w:t>
+      <w:t>2025-09-07</w:t>
       <w:br/>
       <w:br/>
     </w:r>

--- a/klagomål/A 36485-2025 FSC-klagomål.docx
+++ b/klagomål/A 36485-2025 FSC-klagomål.docx
@@ -1272,7 +1272,7 @@
     <w:r>
       <w:tab/>
       <w:tab/>
-      <w:t>2025-09-07</w:t>
+      <w:t>2025-09-08</w:t>
       <w:br/>
       <w:br/>
     </w:r>

--- a/klagomål/A 36485-2025 FSC-klagomål.docx
+++ b/klagomål/A 36485-2025 FSC-klagomål.docx
@@ -1272,7 +1272,7 @@
     <w:r>
       <w:tab/>
       <w:tab/>
-      <w:t>2025-09-08</w:t>
+      <w:t>2025-09-10</w:t>
       <w:br/>
       <w:br/>
     </w:r>

--- a/klagomål/A 36485-2025 FSC-klagomål.docx
+++ b/klagomål/A 36485-2025 FSC-klagomål.docx
@@ -1272,7 +1272,7 @@
     <w:r>
       <w:tab/>
       <w:tab/>
-      <w:t>2025-09-10</w:t>
+      <w:t>2025-09-11</w:t>
       <w:br/>
       <w:br/>
     </w:r>

--- a/klagomål/A 36485-2025 FSC-klagomål.docx
+++ b/klagomål/A 36485-2025 FSC-klagomål.docx
@@ -1272,7 +1272,7 @@
     <w:r>
       <w:tab/>
       <w:tab/>
-      <w:t>2025-09-11</w:t>
+      <w:t>2025-09-12</w:t>
       <w:br/>
       <w:br/>
     </w:r>

--- a/klagomål/A 36485-2025 FSC-klagomål.docx
+++ b/klagomål/A 36485-2025 FSC-klagomål.docx
@@ -1272,7 +1272,7 @@
     <w:r>
       <w:tab/>
       <w:tab/>
-      <w:t>2025-09-12</w:t>
+      <w:t>2025-09-13</w:t>
       <w:br/>
       <w:br/>
     </w:r>

--- a/klagomål/A 36485-2025 FSC-klagomål.docx
+++ b/klagomål/A 36485-2025 FSC-klagomål.docx
@@ -1272,7 +1272,7 @@
     <w:r>
       <w:tab/>
       <w:tab/>
-      <w:t>2025-09-13</w:t>
+      <w:t>2025-09-14</w:t>
       <w:br/>
       <w:br/>
     </w:r>

--- a/klagomål/A 36485-2025 FSC-klagomål.docx
+++ b/klagomål/A 36485-2025 FSC-klagomål.docx
@@ -425,7 +425,25 @@
         <w:t>Knärot (VU, §8)</w:t>
       </w:r>
       <w:r>
-        <w:t xml:space="preserve"> är rödlistad som sårbar och fridlyst enligt 8§ artskyddsförordningen. En nyligen genomförd analys av 79 floraväktarlokaler indikerar att det behövs någonstans mellan 100 och 150 meters skyddszon för att en knärotspopulation inte ska dö ut på lång sikt (Sebestyén &amp; Sundberg, 2025). Detta ligger väl i linje med tidigare genomförda studier som visar att det krävs väl tilltagna buffertzoner för att knäroten inte ska ta skada av skogsbruksåtgärder i intilliggande skog (Johnson, 2014; Koelmeijer m.fl., 2022; Skogsstyrelsen, 2022). Arten är även känslig för gallring vilket framgår av Skogsstyrelsens egen vägledning för hänsyn till knärot (Skogsstyrelsen, 2022). För rika förekomster av knärot är reservatsbildning eller biotopskydd lämpliga åtgärder för att skydda den (SLU Artdatabanken, 2024).</w:t>
+        <w:t xml:space="preserve"> är rödlistad som sårbar och fridlyst enligt 8§ artskyddsförordningen. En nyligen genomförd analys av 79 floraväktarlokaler indikerar att det behövs någonstans mellan 100 och 150 meters skyddszon för att en knärotspopulation inte ska dö ut på lång sikt (Sebestyén &amp; Sundberg, 2025). Detta ligger väl i linje med tidigare genomförda studier som visar att det krävs väl tilltagna buffertzoner för att knäroten inte ska ta skada av skogsbruksåtgärder i intilliggande skog (Johnson, 2014; Koelmeijer m.fl., 2022; Skogsstyrelsen, 2022). Arten är även känslig för gallring vilket framgår av Skogsstyrelsens egen vägledning för hänsyn till knärot (Skogsstyrelsen, 2022). För rika förekomster av knärot är reservatsbildning eller biotopskydd lämpliga åtgärder för att skydda den. På knärot kan den sällsynta rostsvampen </w:t>
+      </w:r>
+      <w:r>
+        <w:rPr>
+          <w:i/>
+        </w:rPr>
+        <w:t>Pucciniastrum goodyerae</w:t>
+      </w:r>
+      <w:r>
+        <w:t xml:space="preserve"> påträffas. </w:t>
+      </w:r>
+      <w:r>
+        <w:rPr>
+          <w:i/>
+        </w:rPr>
+        <w:t>Pucciniastrum goodyerae</w:t>
+      </w:r>
+      <w:r>
+        <w:t xml:space="preserve"> är klassad som NE (ej bedömd) i rödlistan(SLU Artdatabanken, 2024).</w:t>
       </w:r>
     </w:p>
     <w:p>
@@ -1272,7 +1290,7 @@
     <w:r>
       <w:tab/>
       <w:tab/>
-      <w:t>2025-09-14</w:t>
+      <w:t>2025-09-15</w:t>
       <w:br/>
       <w:br/>
     </w:r>

--- a/klagomål/A 36485-2025 FSC-klagomål.docx
+++ b/klagomål/A 36485-2025 FSC-klagomål.docx
@@ -1290,7 +1290,7 @@
     <w:r>
       <w:tab/>
       <w:tab/>
-      <w:t>2025-09-15</w:t>
+      <w:t>2025-09-16</w:t>
       <w:br/>
       <w:br/>
     </w:r>

--- a/klagomål/A 36485-2025 FSC-klagomål.docx
+++ b/klagomål/A 36485-2025 FSC-klagomål.docx
@@ -1290,7 +1290,7 @@
     <w:r>
       <w:tab/>
       <w:tab/>
-      <w:t>2025-09-16</w:t>
+      <w:t>2025-09-17</w:t>
       <w:br/>
       <w:br/>
     </w:r>

--- a/klagomål/A 36485-2025 FSC-klagomål.docx
+++ b/klagomål/A 36485-2025 FSC-klagomål.docx
@@ -1290,7 +1290,7 @@
     <w:r>
       <w:tab/>
       <w:tab/>
-      <w:t>2025-09-17</w:t>
+      <w:t>2025-09-18</w:t>
       <w:br/>
       <w:br/>
     </w:r>

--- a/klagomål/A 36485-2025 FSC-klagomål.docx
+++ b/klagomål/A 36485-2025 FSC-klagomål.docx
@@ -1290,7 +1290,7 @@
     <w:r>
       <w:tab/>
       <w:tab/>
-      <w:t>2025-09-18</w:t>
+      <w:t>2025-09-22</w:t>
       <w:br/>
       <w:br/>
     </w:r>

--- a/klagomål/A 36485-2025 FSC-klagomål.docx
+++ b/klagomål/A 36485-2025 FSC-klagomål.docx
@@ -1290,7 +1290,7 @@
     <w:r>
       <w:tab/>
       <w:tab/>
-      <w:t>2025-09-22</w:t>
+      <w:t>2025-09-23</w:t>
       <w:br/>
       <w:br/>
     </w:r>

--- a/klagomål/A 36485-2025 FSC-klagomål.docx
+++ b/klagomål/A 36485-2025 FSC-klagomål.docx
@@ -1290,7 +1290,7 @@
     <w:r>
       <w:tab/>
       <w:tab/>
-      <w:t>2025-09-23</w:t>
+      <w:t>2025-09-24</w:t>
       <w:br/>
       <w:br/>
     </w:r>

--- a/klagomål/A 36485-2025 FSC-klagomål.docx
+++ b/klagomål/A 36485-2025 FSC-klagomål.docx
@@ -1290,7 +1290,7 @@
     <w:r>
       <w:tab/>
       <w:tab/>
-      <w:t>2025-09-24</w:t>
+      <w:t>2025-09-25</w:t>
       <w:br/>
       <w:br/>
     </w:r>

--- a/klagomål/A 36485-2025 FSC-klagomål.docx
+++ b/klagomål/A 36485-2025 FSC-klagomål.docx
@@ -1290,7 +1290,7 @@
     <w:r>
       <w:tab/>
       <w:tab/>
-      <w:t>2025-09-25</w:t>
+      <w:t>2025-09-26</w:t>
       <w:br/>
       <w:br/>
     </w:r>

--- a/klagomål/A 36485-2025 FSC-klagomål.docx
+++ b/klagomål/A 36485-2025 FSC-klagomål.docx
@@ -1290,7 +1290,7 @@
     <w:r>
       <w:tab/>
       <w:tab/>
-      <w:t>2025-09-26</w:t>
+      <w:t>2025-09-27</w:t>
       <w:br/>
       <w:br/>
     </w:r>

--- a/klagomål/A 36485-2025 FSC-klagomål.docx
+++ b/klagomål/A 36485-2025 FSC-klagomål.docx
@@ -1290,7 +1290,7 @@
     <w:r>
       <w:tab/>
       <w:tab/>
-      <w:t>2025-09-27</w:t>
+      <w:t>2025-09-28</w:t>
       <w:br/>
       <w:br/>
     </w:r>

--- a/klagomål/A 36485-2025 FSC-klagomål.docx
+++ b/klagomål/A 36485-2025 FSC-klagomål.docx
@@ -1290,7 +1290,7 @@
     <w:r>
       <w:tab/>
       <w:tab/>
-      <w:t>2025-09-28</w:t>
+      <w:t>2025-09-29</w:t>
       <w:br/>
       <w:br/>
     </w:r>

--- a/klagomål/A 36485-2025 FSC-klagomål.docx
+++ b/klagomål/A 36485-2025 FSC-klagomål.docx
@@ -1290,7 +1290,7 @@
     <w:r>
       <w:tab/>
       <w:tab/>
-      <w:t>2025-09-29</w:t>
+      <w:t>2025-09-30</w:t>
       <w:br/>
       <w:br/>
     </w:r>

--- a/klagomål/A 36485-2025 FSC-klagomål.docx
+++ b/klagomål/A 36485-2025 FSC-klagomål.docx
@@ -1290,7 +1290,7 @@
     <w:r>
       <w:tab/>
       <w:tab/>
-      <w:t>2025-09-30</w:t>
+      <w:t>2025-10-01</w:t>
       <w:br/>
       <w:br/>
     </w:r>
